--- a/40_DOCS/Supervisor_Drafts/Doc_4_Drafting_Prospects_Unbuilt.docx
+++ b/40_DOCS/Supervisor_Drafts/Doc_4_Drafting_Prospects_Unbuilt.docx
@@ -46,7 +46,7 @@
         <w:jc w:val="left"/>
       </w:pPr>
       <w:r>
-        <w:t>Picks that produce no NHL value must remain in the average. Omitting them would price only successful selections. The linkage therefore distinguishes matched careers, unmatched records, and known contaminated names. Some connections rely on standardized names rather than a common identifier. A missing match must be checked carefully because the yield calculation gives a record with no linked performance history no NHL production.</w:t>
+        <w:t>The average includes selections with no NHL production. Removing them would describe only successful picks and overstate what a club can expect from a selection. The linkage distinguishes matched careers, unmatched records, and known contaminated names. Unmatched records need particular attention: the yield calculation assigns zero production when it finds no linked performance history, so a failed match can be mistaken for a pick that never reached the NHL.</w:t>
       </w:r>
     </w:p>
     <w:p>
@@ -64,16 +64,16 @@
         <w:jc w:val="left"/>
       </w:pPr>
       <w:r>
-        <w:t>The nine-season window limits how much history is required while allowing more time for college and European arrivals than a seven-season window. It still misses production arriving after year nine. It also avoids pretending that the older contract record is complete enough to reconstruct every prospect's exact control history. Thus, the curve observes real production but models the cost and control period.</w:t>
-      </w:r>
-    </w:p>
-    <w:p>
-      <w:pPr>
-        <w:spacing w:after="200"/>
-        <w:jc w:val="left"/>
-      </w:pPr>
-      <w:r>
-        <w:t>For matched players, the code adds their production across team records and uses the appropriate skater or goalie price. Defencemen receive the current defence slope. It expresses each season's value and cost in cap shares, adds them across the window, and then averages within draft-position bands. The dollar presentation converts those shares at the 2025-26 cap. It is a historical yield curve, not yet a discounted price for a particular pick on its trade date.</w:t>
+        <w:t>The nine-season window allows more time for college and European arrivals than the earlier seven-season window, while giving the included draft classes equal follow-up. It excludes any production after year nine. The calculation observes NHL production during the window but approximates contract costs and control years because the historical contract data cannot reconstruct each career's agreements.</w:t>
+      </w:r>
+    </w:p>
+    <w:p>
+      <w:pPr>
+        <w:spacing w:after="200"/>
+        <w:jc w:val="left"/>
+      </w:pPr>
+      <w:r>
+        <w:t>For matched players, the code adds production across team records and applies the skater or goalie price equation. Defencemen receive the current defence slope. For each season it calculates surplus as a share of that season's cap, sums those shares over nine seasons, and averages the totals within draft-position bands. Multiplying by the 2025-26 cap gives the dollar figures below. This measures historical modeled yield; valuing an unknown pick at a trade date requires further work.</w:t>
       </w:r>
     </w:p>
     <w:p>
@@ -91,7 +91,7 @@
         <w:jc w:val="left"/>
       </w:pPr>
       <w:r>
-        <w:t>Under the broader model's assumption that future caps grow and future flows are discounted at the same rate, an unchanged cap-share flow retains its value in current-cap terms. That provides the interpretation for adding shares. It does not mean the yield script has reconstructed the information available for each past draft, or estimated a market premium for waiting an additional year to acquire a future pick.</w:t>
+        <w:t>Adding cap shares follows the broader model's assumption that cap growth and discounting occur at the same rate. Under that assumption, a future flow of 1% of the cap is worth 1% of the valuation-date cap before changes in its expected size. The yield calculation uses realized historical production and caps, so it does not recreate what was knowable at each draft or identify a separate market discount for future picks.</w:t>
       </w:r>
     </w:p>
     <w:p>
@@ -137,43 +137,52 @@
         <w:jc w:val="left"/>
       </w:pPr>
       <w:r>
-        <w:t>The implemented age schedule assigns three years through age 21, two at ages 22-23, and one at 24 or older, using age on September 15 in the first counted season. The economic reason for varying the length is that a player arriving from college or Europe in his mid-twenties should not automatically receive three years of modeled low cost. The approximation is useful where actual contracts are unavailable, but its agreement with real signing and slide histories needs checking rather than assuming.</w:t>
-      </w:r>
-    </w:p>
-    <w:p>
-      <w:pPr>
-        <w:spacing w:after="200"/>
-        <w:jc w:val="left"/>
-      </w:pPr>
-      <w:r>
-        <w:t>Seasons with fewer than ten games do not consume a modeled entry-level year. Their cost and minimum-value floor are scaled by games played divided by 82. The underlying price equation, including its intercept, is not scaled in the same way. This can give a short NHL appearance relatively generous value compared with its assigned cost and needs a sensitivity check. A season with no NHL appearance has neither value nor cost.</w:t>
-      </w:r>
-    </w:p>
-    <w:p>
-      <w:pPr>
-        <w:spacing w:after="200"/>
-        <w:jc w:val="left"/>
-      </w:pPr>
-      <w:r>
-        <w:t>Maximum entry-level costs can understate surplus for players who signed below that maximum. Omitted bonus costs can work in the other direction. These are separate cost assumptions; calling the curve conservative overall would hide their different effects.</w:t>
-      </w:r>
-    </w:p>
-    <w:p>
-      <w:pPr>
-        <w:spacing w:after="200"/>
-        <w:jc w:val="left"/>
-      </w:pPr>
-      <w:r>
-        <w:t>Rule B is intended to test a different post-entry-level cost: price the contract from trailing production and compare that cost with realized production value. As written, it uses the defence-specific slope for a defenceman's value but the forward slope for his trailing cost. Part of the resulting surplus can therefore come from inconsistent prices. Rule A does not use that calculation, but the Rule B comparison needs correction and a rerun before its size can be interpreted.</w:t>
-      </w:r>
-    </w:p>
-    <w:p>
-      <w:pPr>
-        <w:spacing w:after="200"/>
-        <w:jc w:val="left"/>
-      </w:pPr>
-      <w:r>
-        <w:t>For a forward away from the floor, the intended comparison is straightforward: if trailing production was one win and realized production is two, Rule B adds surplus equal to the price of the extra win. If realized and trailing production match, their common intercept and slope cancel. That cancellation fails for a defenceman priced with different slopes on the two sides. Even unchanged two-win production can then generate apparent surplus. This is why the sensitivity result cannot establish that post-entry-level assumptions are unimportant as currently implemented.</w:t>
+        <w:t>The approximation assigns three entry-level years to a player arriving through age 21, two at ages 22-23, and one at age 24 or older. It measures age on September 15 in the first season with at least ten NHL games. If usable age information is missing, the code defaults to three years. This uses arrival age as a substitute for signing age; it needs comparison with actual contracts, especially for late arrivals and contract slides.</w:t>
+      </w:r>
+    </w:p>
+    <w:p>
+      <w:pPr>
+        <w:spacing w:after="200"/>
+        <w:jc w:val="left"/>
+      </w:pPr>
+      <w:r>
+        <w:t>Before the modeled entry-level years are exhausted, a season with fewer than ten games does not use up one of those years. Its cost and, for skaters, minimum-value floor are multiplied by games played divided by 82. The price equation's intercept is left intact, which can give a short appearance generous value relative to its assigned cost. After the modeled entry-level period, Rule A assigns zero surplus regardless of games played. A season with no NHL appearance contributes neither value nor cost.</w:t>
+      </w:r>
+    </w:p>
+    <w:p>
+      <w:pPr>
+        <w:spacing w:after="200"/>
+        <w:jc w:val="left"/>
+      </w:pPr>
+      <w:r>
+        <w:t>Using the maximum entry-level cost lowers surplus for players who signed below it, while omitting bonus costs raises surplus where those bonuses were paid. The effects point in different directions, so the cost assumptions do not support describing the whole curve as conservative.</w:t>
+      </w:r>
+    </w:p>
+    <w:p>
+      <w:pPr>
+        <w:spacing w:after="200"/>
+        <w:jc w:val="left"/>
+      </w:pPr>
+      <w:r>
+        <w:t>Rule B tests the post-entry-level cost assumption. Rule A sets cost equal to the price of realized production, producing zero surplus. Rule B instead estimates a skater's cost from trailing production and compares it with the price of his realized production. Goalies retain Rule A, and skaters without a usable trailing baseline also contribute zero post-entry-level surplus.</w:t>
+      </w:r>
+    </w:p>
+    <w:p>
+      <w:pPr>
+        <w:spacing w:after="200"/>
+        <w:jc w:val="left"/>
+      </w:pPr>
+      <w:r>
+        <w:t>The implemented Rule B has a pricing mismatch for defencemen: realized production uses the defence slope, while trailing cost uses the forward slope. For a forward away from the salary floor, one trailing win followed by two realized wins produces surplus equal to the price of the extra win. If both are two wins, the prices cancel. A defenceman with unchanged two-win production can still show apparent surplus because the two sides use different prices per win.</w:t>
+      </w:r>
+    </w:p>
+    <w:p>
+      <w:pPr>
+        <w:spacing w:after="200"/>
+        <w:jc w:val="left"/>
+      </w:pPr>
+      <w:r>
+        <w:t>Rule A is unaffected by that mismatch. Rule B needs correction and a rerun before its difference from Rule A can be attributed to the post-entry-level cost assumption.</w:t>
       </w:r>
     </w:p>
     <w:p>
@@ -192,16 +201,16 @@
         <w:jc w:val="left"/>
       </w:pPr>
       <w:r>
-        <w:t>Late picks are lotteries. Their average can be positive even when most selections return nothing, because a few successful players account for much of the value. The mean is useful for repeated decisions, but it is not the most likely outcome of a single selection. The code reports means, medians, and the share with any NHL appearance, and resamples picks within each band to estimate uncertainty around the mean.</w:t>
-      </w:r>
-    </w:p>
-    <w:p>
-      <w:pPr>
-        <w:spacing w:after="200"/>
-        <w:jc w:val="left"/>
-      </w:pPr>
-      <w:r>
-        <w:t>This uncertainty is especially important at the top, where each draft class supplies only one first overall pick. Pooling nearby positions gives more observations but assumes those positions can reasonably share a value. Neither a smooth-looking curve nor a precise dollar conversion removes the limited sample.</w:t>
+        <w:t>The mean value of a late pick can be positive even when most selections produce no NHL value. A few successful careers raise the average. The code therefore reports the mean, median, and proportion with any NHL appearance: together, these distinguish the average return from the outcome of a typical selection.</w:t>
+      </w:r>
+    </w:p>
+    <w:p>
+      <w:pPr>
+        <w:spacing w:after="200"/>
+        <w:jc w:val="left"/>
+      </w:pPr>
+      <w:r>
+        <w:t>The early bands have few observations. Eleven draft classes supply only eleven first-overall selections. Combining nearby positions increases the sample but gives all picks in that band the same fitted value. Uncertainty about the mean remains even when the curve looks smooth.</w:t>
       </w:r>
     </w:p>
     <w:p>
@@ -228,16 +237,25 @@
         <w:jc w:val="left"/>
       </w:pPr>
       <w:r>
-        <w:t>The script draws 2,000 replacement samples of picks within each band and calculates the standard deviation of their mean surpluses. It reports that bootstrap standard error, not a ready-made percentile interval. For first overall, the stored standard error is 0.02412 of the cap, about $2.30 million at the presentation cap. That is substantial relative to the $13.65 million mean and comes from only eleven first-overall selections. Resampling cannot recover a rare outcome missing from those eleven drafts.</w:t>
-      </w:r>
-    </w:p>
-    <w:p>
-      <w:pPr>
-        <w:spacing w:after="200"/>
-        <w:jc w:val="left"/>
-      </w:pPr>
-      <w:r>
-        <w:t>Fixed bands create another limitation for trade comparisons. Picks 51 and 100 receive the same fitted value, so a trade down within that band can appear to surrender no value. Crossing a band boundary can create a discrete change where the underlying talent opportunity probably changes gradually. A smoother curve constrained to decline with draft position is a proposed follow-up, not the curve currently used.</w:t>
+        <w:t>The yield script measures sampling uncertainty by repeatedly drawing picks from each band, allowing the same pick to be drawn more than once, and recalculating the mean. Across 2,000 draws, it reports the standard deviation of those means, called a bootstrap standard error. For first overall, this is 0.02412 of the cap, or about $2.30 million at the presentation cap.</w:t>
+      </w:r>
+    </w:p>
+    <w:p>
+      <w:pPr>
+        <w:spacing w:after="200"/>
+        <w:jc w:val="left"/>
+      </w:pPr>
+      <w:r>
+        <w:t>A separate review used 10,000 draws per band to form 95% intervals. The recorded first-overall interval is $9.24 million to $18.61 million around the $13.65 million mean. These intervals reflect variation among the observed picks while holding the price equation and cost rules fixed. They do not include uncertainty about those model choices or recover rare outcomes absent from the eleven draft classes.</w:t>
+      </w:r>
+    </w:p>
+    <w:p>
+      <w:pPr>
+        <w:spacing w:after="200"/>
+        <w:jc w:val="left"/>
+      </w:pPr>
+      <w:r>
+        <w:t>Fixed bands can hide value differences within a trade. Picks 51 and 100 receive the same estimate, so trading down between them appears to surrender no draft value. Crossing a band boundary produces a jump. A proposed smoother curve would allow value to decline within these ranges, but has not been fitted for use in the model.</w:t>
       </w:r>
     </w:p>
     <w:p>
@@ -264,7 +282,7 @@
         <w:jc w:val="left"/>
       </w:pPr>
       <w:r>
-        <w:t>The recorded inventory illustrates the data constraint. Of 119 pure pick-for-pick trades, 56 cross draft years. Thirty-nine of those are one-for-one swaps, including 35 same-round exchanges, leaving seventeen cross-year bundles. If unknown selections are assigned a round-average value, many same-round swaps look equal by construction and reveal little about a discount. Conditioning on the originating team's position could supply more information, but introduces another model to estimate and check.</w:t>
+        <w:t>The inventory contains 119 pure pick-for-pick trades, including 56 across draft years. Of those 56, 39 are one-for-one swaps, including 35 same-round exchanges; the other seventeen are bundles. Assigning all unknown picks a round-average value makes many same-round swaps equal by construction. Estimates based on the originating team's position could distinguish them, but those estimates would need their own validation.</w:t>
       </w:r>
     </w:p>
     <w:p>
@@ -282,7 +300,7 @@
         <w:jc w:val="left"/>
       </w:pPr>
       <w:r>
-        <w:t>The historical yield curve already includes failure to reach the NHL. Any additional future-pick discount needs a distinct purpose, such as waiting for production or an explicitly modeled preference for risk. Charging again for the same bust probability would double-count it.</w:t>
+        <w:t>The historical yield average already includes picks that fail to reach the NHL. Any additional discount must address a separate feature, such as the time until production arrives or a modeled preference for risk. Applying another reduction for the same failure probability would count it twice.</w:t>
       </w:r>
     </w:p>
     <w:p>
@@ -310,34 +328,34 @@
         <w:jc w:val="left"/>
       </w:pPr>
       <w:r>
-        <w:t>The project has gathered inputs for this work, including draft baselines, ages, and league-performance information. It does not yet have a completed path from those inputs to expected NHL wins and surplus dollars. A scoring translation alone cannot supply that path: scoring at an NHL-equivalent rate is not the same as producing a given number of wins or securing an NHL role.</w:t>
-      </w:r>
-    </w:p>
-    <w:p>
-      <w:pPr>
-        <w:spacing w:after="200"/>
-        <w:jc w:val="left"/>
-      </w:pPr>
-      <w:r>
-        <w:t>The planned update blends the draft-slot starting expectation with the player's subsequent record. As more informative games accumulate, his own performance should carry more weight. The amount of evidence needed, the rate at which draft position loses weight, and whether it ever loses all weight remain to be estimated. A season in one league need not provide the same information as an equal number of games elsewhere.</w:t>
-      </w:r>
-    </w:p>
-    <w:p>
-      <w:pPr>
-        <w:spacing w:after="200"/>
-        <w:jc w:val="left"/>
-      </w:pPr>
-      <w:r>
-        <w:t>For illustration, a 20% chance of producing two annual NHL wins is 0.4 expected wins before accounting for arrival time and other possible outcomes. It is not a two-win player with an arbitrary dollar discount. Separating the chance of arrival from conditional production allows both to be checked against outcomes before the market price is applied. Applying the salary equation's positive intercept to every prospect without conditioning on NHL participation would incorrectly assign value to years in which he never reaches the league.</w:t>
-      </w:r>
-    </w:p>
-    <w:p>
-      <w:pPr>
-        <w:spacing w:after="200"/>
-        <w:jc w:val="left"/>
-      </w:pPr>
-      <w:r>
-        <w:t>The translation and prior-update steps should be tested on held-out outcomes in production or probability units. The dollar rate enters after that prediction. Otherwise, a model trained to reproduce the same salary-based values used to evaluate it would introduce another circular comparison. Draft-slot baselines used inside the prospect model also cease to be an independent benchmark for that model. The generated league-translation crosswalk still needs its own verification.</w:t>
+        <w:t>Draft baselines, ages, and league-performance inputs have been gathered, but the steps connecting them to expected NHL wins and surplus dollars are unfinished. NHL-equivalent scoring adjusts points for league strength. It still needs a link to NHL participation and wins above replacement before it can enter this valuation framework.</w:t>
+      </w:r>
+    </w:p>
+    <w:p>
+      <w:pPr>
+        <w:spacing w:after="200"/>
+        <w:jc w:val="left"/>
+      </w:pPr>
+      <w:r>
+        <w:t>The planned model begins with an expectation based on draft position, then updates it using the prospect's subsequent performance. More informative evidence should give that performance greater weight. How quickly this happens, and whether draft position eventually loses all influence, remain to be estimated. Games in different leagues may provide different amounts of information.</w:t>
+      </w:r>
+    </w:p>
+    <w:p>
+      <w:pPr>
+        <w:spacing w:after="200"/>
+        <w:jc w:val="left"/>
+      </w:pPr>
+      <w:r>
+        <w:t>For example, a 20% chance of producing two wins in an NHL season gives 0.4 expected wins if the other outcome is no NHL production. Arrival time and other possible performance levels would extend this simple example. The model must estimate both the chance of playing and production conditional on playing. It must also apply the salary equation's intercept only to NHL participation; applying that positive amount to all prospects would price seasons in which some never reach the league.</w:t>
+      </w:r>
+    </w:p>
+    <w:p>
+      <w:pPr>
+        <w:spacing w:after="200"/>
+        <w:jc w:val="left"/>
+      </w:pPr>
+      <w:r>
+        <w:t>Validation should compare predicted NHL participation with actual participation and predicted production with subsequent production, using players excluded from fitting. Dollars enter after those forecasts. Draft position cannot also serve as an independent check if it was already used to make the prediction. The league-translation crosswalk still needs verification before it supports this process.</w:t>
       </w:r>
     </w:p>
     <w:p>
@@ -365,16 +383,16 @@
         <w:jc w:val="left"/>
       </w:pPr>
       <w:r>
-        <w:t>Salary retention changes the cost of acquiring a player. It can also be a service supplied by a third club. The trade model needs to distinguish payment for the player from payment for carrying salary; otherwise, it can assign the same consideration to both. Existing retention diagnostics have not yet produced a completed estimate of that service's market price.</w:t>
-      </w:r>
-    </w:p>
-    <w:p>
-      <w:pPr>
-        <w:spacing w:after="200"/>
-        <w:jc w:val="left"/>
-      </w:pPr>
-      <w:r>
-        <w:t>Facilitated trades are the proposed source of evidence. When a middle club supplies retention and receives a pick, the pick can help measure the price of that service if the club has no other material role in the exchange. The recorded candidate inventory is roughly fifty deals. Each still needs verification of the retained amount, duration, consideration, and transaction structure. The price may depend on how much scarce cap capacity a club gives up and for how long, rather than a single constant percentage of retained salary. Changes in the rules also require a consistent estimation window.</w:t>
+        <w:t>Salary retention reduces the acquiring club's cap cost and can be a service supplied by a third club. The trade calculation needs to assign each club's retained cost and received assets correctly, so it does not count a pick as payment for both the player and the retention service. Diagnostics exist, but a separate estimate of the service's market price is unfinished.</w:t>
+      </w:r>
+    </w:p>
+    <w:p>
+      <w:pPr>
+        <w:spacing w:after="200"/>
+        <w:jc w:val="left"/>
+      </w:pPr>
+      <w:r>
+        <w:t>Facilitated trades are the proposed evidence for that estimate. A pick received by a middle club can reveal the price of retention when that club supplies no other material asset or service. The candidate inventory contains roughly fifty deals. Their retained amounts, durations, consideration, and transaction structures still need checking. The eventual estimate should distinguish the cost of carrying more salary from the cost of carrying it for longer, within a consistent rules period.</w:t>
       </w:r>
     </w:p>
     <w:p>
@@ -392,7 +410,7 @@
         <w:jc w:val="left"/>
       </w:pPr>
       <w:r>
-        <w:t>The clause design starts by comparing contract pay with projected player value while accounting for the presence and type of protection. That can describe an association. To interpret it as the price of the clause, the comparison must separate protection from player quality, age, term, and other bargaining conditions. A clause-holder being traded does not show that the clause constrained this particular deal; he may have accepted the destination or the destination may already have been permitted. The project does not yet identify binding restrictions or blocked offers.</w:t>
+        <w:t>The planned clause comparison relates contract pay to projected production and the presence and type of trade protection. Player quality, age, term, and bargaining conditions can influence both pay and protection, so they also need to enter the comparison. A completed trade involving a clause-holder may reflect a permitted destination or the player's agreement to waive protection. The project does not yet observe whether a restriction bound or an offer was blocked, limiting a causal interpretation of any pay difference.</w:t>
       </w:r>
     </w:p>
     <w:p>
@@ -410,16 +428,16 @@
         <w:jc w:val="left"/>
       </w:pPr>
       <w:r>
-        <w:t>The recorded trade inventory contains 205 player-only events, with 153 requiring a mid-season allocation. This makes player-only trades a useful initial group, not an already completed back-test. About 69% of all recorded events include a pick, so leaving picks out would discard most of the market and could change the kinds of trades being studied.</w:t>
-      </w:r>
-    </w:p>
-    <w:p>
-      <w:pPr>
-        <w:spacing w:after="200"/>
-        <w:jc w:val="left"/>
-      </w:pPr>
-      <w:r>
-        <w:t>The proposed categories include asset class, contract length, age, and a team's competitive position. The no-mispricing hypothesis is that the completed comparison shows no systematic imbalance across those categories after accounting for sampling variation and the number of tests. The earlier power analysis predates much of the build and needs updating for the usable sample. An absence of statistically detectable differences in a small group would not establish efficient pricing.</w:t>
+        <w:t>The inventory contains 205 player-only events, of which 153 require a mid-season allocation. These offer an initial test group once that allocation is implemented. About 69% of all events include a pick, so a player-only study would cover a selected minority of the trade market.</w:t>
+      </w:r>
+    </w:p>
+    <w:p>
+      <w:pPr>
+        <w:spacing w:after="200"/>
+        <w:jc w:val="left"/>
+      </w:pPr>
+      <w:r>
+        <w:t>The proposed comparisons group trades by asset class, contract length, player age, and team competitive position. The question is whether estimated imbalances show systematic patterns beyond sampling variation. The usable sample and number of comparisons will determine how large a difference the study can detect. The earlier power analysis needs updating for that sample; a weak test that finds no difference would provide little evidence of efficient pricing.</w:t>
       </w:r>
     </w:p>
     <w:p>
